--- a/Курсовая работа 2026 0.5.docx
+++ b/Курсовая работа 2026 0.5.docx
@@ -280,47 +280,7 @@
           <w:szCs w:val="28"/>
           <w:lang w:val="ru-RU"/>
         </w:rPr>
-        <w:t xml:space="preserve"> нескольких БПЛА</w:t>
-      </w:r>
-      <w:r>
-        <w:rPr>
-          <w:rFonts w:hint="default" w:cs="Times New Roman"/>
-          <w:b/>
-          <w:bCs/>
-          <w:szCs w:val="28"/>
-          <w:lang w:val="ru-RU"/>
-        </w:rPr>
-        <w:br w:type="textWrapping"/>
-      </w:r>
-      <w:r>
-        <w:rPr>
-          <w:rFonts w:hint="default" w:cs="Times New Roman"/>
-          <w:b/>
-          <w:bCs/>
-          <w:szCs w:val="28"/>
-          <w:lang w:val="ru-RU"/>
-        </w:rPr>
-        <w:t>в 3</w:t>
-      </w:r>
-      <w:r>
-        <w:rPr>
-          <w:rFonts w:hint="default" w:cs="Times New Roman"/>
-          <w:b/>
-          <w:bCs/>
-          <w:szCs w:val="28"/>
-          <w:lang w:val="en-US"/>
-        </w:rPr>
-        <w:t xml:space="preserve">D </w:t>
-      </w:r>
-      <w:r>
-        <w:rPr>
-          <w:rFonts w:hint="default" w:cs="Times New Roman"/>
-          <w:b/>
-          <w:bCs/>
-          <w:szCs w:val="28"/>
-          <w:lang w:val="ru-RU"/>
-        </w:rPr>
-        <w:t>пространстве</w:t>
+        <w:t xml:space="preserve"> нескольких БПЛА в пространстве с ограничениями</w:t>
       </w:r>
       <w:r>
         <w:rPr>
@@ -1697,7 +1657,7 @@
                     </pic:cNvPicPr>
                   </pic:nvPicPr>
                   <pic:blipFill>
-                    <a:blip r:embed="rId6"/>
+                    <a:blip r:embed="rId8"/>
                     <a:stretch>
                       <a:fillRect/>
                     </a:stretch>
@@ -3759,12 +3719,16 @@
         <w:spacing w:line="360" w:lineRule="auto"/>
         <w:ind w:left="0" w:leftChars="0" w:firstLine="0" w:firstLineChars="0"/>
         <w:rPr>
-          <w:rFonts w:hint="default" w:ascii="Times New Roman" w:hAnsi="Cambria Math"/>
-          <w:i w:val="0"/>
-          <w:sz w:val="28"/>
-          <w:lang w:val="ru-RU"/>
+          <w:rFonts w:hint="default" w:hAnsi="Cambria Math" w:cs="Cambria Math"/>
+          <w:b w:val="0"/>
+          <w:i w:val="0"/>
+          <w:iCs/>
+          <w:sz w:val="28"/>
+          <w:szCs w:val="22"/>
+          <w:lang w:val="en-US" w:eastAsia="en-US" w:bidi="ar-SA"/>
         </w:rPr>
       </w:pPr>
+      <w:commentRangeStart w:id="0"/>
       <w:r>
         <w:rPr>
           <w:rFonts w:hint="default" w:cs="Times New Roman"/>
@@ -3823,6 +3787,10 @@
           <w:lang w:val="en-US" w:eastAsia="en-US" w:bidi="ar-SA"/>
         </w:rPr>
         <w:t>:</w:t>
+      </w:r>
+      <w:commentRangeEnd w:id="0"/>
+      <w:r>
+        <w:commentReference w:id="0"/>
       </w:r>
     </w:p>
     <w:p>
@@ -4177,20 +4145,7 @@
           <w:iCs w:val="0"/>
           <w:lang w:val="ru-RU" w:eastAsia="en-US"/>
         </w:rPr>
-        <w:t>Разработать прог</w:t>
-      </w:r>
-      <w:bookmarkStart w:id="1" w:name="_GoBack"/>
-      <w:bookmarkEnd w:id="1"/>
-      <w:r>
-        <w:rPr>
-          <w:rFonts w:hint="default" w:cs="Times New Roman"/>
-          <w:b w:val="0"/>
-          <w:bCs w:val="0"/>
-          <w:i w:val="0"/>
-          <w:iCs w:val="0"/>
-          <w:lang w:val="ru-RU" w:eastAsia="en-US"/>
-        </w:rPr>
-        <w:t>рамму, реализующую алгоритм.</w:t>
+        <w:t>Разработать программу, реализующую алгоритм.</w:t>
       </w:r>
     </w:p>
     <w:p>
@@ -4354,25 +4309,29 @@
       <w:r>
         <w:rPr>
           <w:rFonts w:hint="default" w:cs="Times New Roman"/>
+          <w:b/>
+          <w:bCs/>
+          <w:i w:val="0"/>
+          <w:iCs w:val="0"/>
+          <w:lang w:val="ru-RU" w:eastAsia="en-US"/>
+        </w:rPr>
+        <w:t>Методы</w:t>
+      </w:r>
+      <w:bookmarkStart w:id="1" w:name="_GoBack"/>
+      <w:bookmarkEnd w:id="1"/>
+    </w:p>
+    <w:p>
+      <w:pPr>
+        <w:ind w:left="0" w:leftChars="0" w:firstLine="720" w:firstLineChars="0"/>
+        <w:rPr>
+          <w:rFonts w:hint="default" w:cs="Times New Roman"/>
           <w:b w:val="0"/>
           <w:bCs w:val="0"/>
           <w:i w:val="0"/>
           <w:iCs w:val="0"/>
           <w:lang w:val="ru-RU" w:eastAsia="en-US"/>
         </w:rPr>
-        <w:br w:type="textWrapping"/>
-      </w:r>
-      <w:r>
-        <w:rPr>
-          <w:rFonts w:hint="default" w:cs="Times New Roman"/>
-          <w:b w:val="0"/>
-          <w:bCs w:val="0"/>
-          <w:i w:val="0"/>
-          <w:iCs w:val="0"/>
-          <w:lang w:val="ru-RU" w:eastAsia="en-US"/>
-        </w:rPr>
-        <w:tab/>
-      </w:r>
+      </w:pPr>
       <w:r>
         <w:rPr>
           <w:rFonts w:hint="default" w:cs="Times New Roman"/>
@@ -4451,497 +4410,8 @@
           <w:iCs w:val="0"/>
           <w:lang w:val="ru-RU" w:eastAsia="en-US"/>
         </w:rPr>
-        <w:t>Резкостью смены высоты является высокочастотные и амплитудные вертикальные манёвры.</w:t>
-      </w:r>
-    </w:p>
-    <w:p>
-      <w:pPr>
-        <w:numPr>
-          <w:ilvl w:val="0"/>
-          <w:numId w:val="0"/>
-        </w:numPr>
-        <w:ind w:firstLine="720" w:firstLineChars="0"/>
-        <w:jc w:val="both"/>
-        <w:rPr>
-          <w:rFonts w:hint="default" w:cs="Times New Roman"/>
-          <w:b w:val="0"/>
-          <w:bCs w:val="0"/>
-          <w:i w:val="0"/>
-          <w:iCs w:val="0"/>
-          <w:lang w:val="en-US" w:eastAsia="en-US"/>
-        </w:rPr>
-      </w:pPr>
-      <w:r>
-        <w:rPr>
-          <w:rFonts w:hint="default" w:cs="Times New Roman"/>
-          <w:b w:val="0"/>
-          <w:bCs w:val="0"/>
-          <w:i w:val="0"/>
-          <w:iCs w:val="0"/>
-          <w:lang w:val="ru-RU" w:eastAsia="en-US"/>
-        </w:rPr>
-        <w:t>Глава 1</w:t>
-      </w:r>
-      <w:r>
-        <w:rPr>
-          <w:rFonts w:hint="default" w:cs="Times New Roman"/>
-          <w:b w:val="0"/>
-          <w:bCs w:val="0"/>
-          <w:i w:val="0"/>
-          <w:iCs w:val="0"/>
-          <w:lang w:val="en-US" w:eastAsia="en-US"/>
-        </w:rPr>
-        <w:t>:</w:t>
-      </w:r>
-    </w:p>
-    <w:p>
-      <w:pPr>
-        <w:ind w:left="0" w:leftChars="0" w:firstLine="720" w:firstLineChars="0"/>
-        <w:jc w:val="both"/>
-        <w:rPr>
-          <w:rFonts w:hint="default" w:ascii="Times New Roman" w:hAnsi="Times New Roman" w:cs="Times New Roman"/>
-          <w:i w:val="0"/>
-          <w:sz w:val="28"/>
-          <w:szCs w:val="22"/>
-          <w:lang w:val="ru-RU" w:eastAsia="en-US" w:bidi="ar-SA"/>
-        </w:rPr>
-      </w:pPr>
-      <w:r>
-        <w:rPr>
-          <w:rFonts w:hint="default" w:cs="Times New Roman"/>
-          <w:b w:val="0"/>
-          <w:bCs w:val="0"/>
-          <w:i w:val="0"/>
-          <w:iCs w:val="0"/>
-          <w:lang w:val="ru-RU" w:eastAsia="en-US"/>
-        </w:rPr>
-        <w:t xml:space="preserve"> Например, если требуется найти максимально короткую траекторию, коэффициент </w:t>
-      </w:r>
-      <m:oMath>
-        <m:sSub>
-          <m:sSubPr>
-            <m:ctrlPr>
-              <w:rPr>
-                <w:rFonts w:hint="default" w:ascii="Cambria Math" w:hAnsi="Cambria Math"/>
-                <w:sz w:val="28"/>
-              </w:rPr>
-            </m:ctrlPr>
-          </m:sSubPr>
-          <m:e>
-            <m:r>
-              <m:rPr/>
-              <w:rPr>
-                <w:rFonts w:hint="default" w:ascii="Cambria Math" w:hAnsi="Cambria Math"/>
-                <w:sz w:val="28"/>
-              </w:rPr>
-              <m:t>ε</m:t>
-            </m:r>
-            <m:ctrlPr>
-              <w:rPr>
-                <w:rFonts w:ascii="Cambria Math" w:hAnsi="Cambria Math"/>
-                <w:sz w:val="28"/>
-              </w:rPr>
-            </m:ctrlPr>
-          </m:e>
-          <m:sub>
-            <m:r>
-              <m:rPr/>
-              <w:rPr>
-                <w:rFonts w:hint="default" w:ascii="Cambria Math" w:hAnsi="Cambria Math"/>
-                <w:sz w:val="28"/>
-              </w:rPr>
-              <m:t>1</m:t>
-            </m:r>
-            <m:ctrlPr>
-              <w:rPr>
-                <w:rFonts w:ascii="Cambria Math" w:hAnsi="Cambria Math"/>
-                <w:sz w:val="28"/>
-              </w:rPr>
-            </m:ctrlPr>
-          </m:sub>
-        </m:sSub>
-      </m:oMath>
-      <w:r>
-        <w:rPr>
-          <w:rFonts w:hint="default" w:hAnsi="Cambria Math"/>
-          <w:i w:val="0"/>
-          <w:sz w:val="28"/>
-          <w:lang w:val="en-US"/>
-        </w:rPr>
-        <w:t xml:space="preserve"> </w:t>
-      </w:r>
-      <w:r>
-        <w:rPr>
-          <w:rFonts w:hint="default" w:cs="Times New Roman"/>
-          <w:b w:val="0"/>
-          <w:bCs w:val="0"/>
-          <w:i w:val="0"/>
-          <w:iCs w:val="0"/>
-          <w:lang w:val="ru-RU" w:eastAsia="en-US"/>
-        </w:rPr>
-        <w:t>при слагаемом</w:t>
-      </w:r>
-      <w:r>
-        <w:rPr>
-          <w:rFonts w:hint="default" w:ascii="Segoe UI" w:hAnsi="Segoe UI" w:eastAsia="Segoe UI" w:cs="Segoe UI"/>
-          <w:i w:val="0"/>
-          <w:iCs w:val="0"/>
-          <w:caps w:val="0"/>
-          <w:color w:val="0F1115"/>
-          <w:spacing w:val="0"/>
-          <w:sz w:val="19"/>
-          <w:szCs w:val="19"/>
-          <w:shd w:val="clear" w:fill="FFFFFF"/>
-          <w:lang w:val="ru-RU"/>
-        </w:rPr>
-        <w:t xml:space="preserve"> </w:t>
-      </w:r>
-      <m:oMath>
-        <m:r>
-          <m:rPr/>
-          <w:rPr>
-            <w:rFonts w:hint="default" w:ascii="Cambria Math" w:hAnsi="Cambria Math" w:cs="Calibri"/>
-            <w:sz w:val="28"/>
-            <w:szCs w:val="22"/>
-            <w:lang w:val="ru-RU" w:eastAsia="en-US" w:bidi="ar-SA"/>
-          </w:rPr>
-          <m:t>L</m:t>
-        </m:r>
-      </m:oMath>
-      <w:r>
-        <w:rPr>
-          <w:rFonts w:hint="default" w:ascii="Segoe UI" w:hAnsi="Segoe UI" w:eastAsia="Segoe UI" w:cs="Segoe UI"/>
-          <w:i w:val="0"/>
-          <w:iCs w:val="0"/>
-          <w:caps w:val="0"/>
-          <w:color w:val="0F1115"/>
-          <w:spacing w:val="0"/>
-          <w:sz w:val="19"/>
-          <w:szCs w:val="19"/>
-          <w:shd w:val="clear" w:fill="FFFFFF"/>
-          <w:lang w:val="ru-RU"/>
-        </w:rPr>
-        <w:t xml:space="preserve"> </w:t>
-      </w:r>
-      <w:r>
-        <w:rPr>
-          <w:rFonts w:hint="default" w:cs="Times New Roman"/>
-          <w:b w:val="0"/>
-          <w:bCs w:val="0"/>
-          <w:i w:val="0"/>
-          <w:iCs w:val="0"/>
-          <w:lang w:val="ru-RU" w:eastAsia="en-US"/>
-        </w:rPr>
-        <w:t>д</w:t>
-      </w:r>
-      <w:r>
-        <w:rPr>
-          <w:rFonts w:hint="default" w:ascii="Times New Roman" w:hAnsi="Times New Roman" w:cs="Times New Roman"/>
-          <w:b w:val="0"/>
-          <w:bCs w:val="0"/>
-          <w:i w:val="0"/>
-          <w:iCs w:val="0"/>
-          <w:lang w:val="ru-RU" w:eastAsia="en-US"/>
-        </w:rPr>
-        <w:t>олжен быть максимальным.</w:t>
-      </w:r>
-    </w:p>
-    <w:p>
-      <w:pPr>
-        <w:rPr>
-          <w:rFonts w:hint="default" w:hAnsi="Cambria Math" w:cs="Calibri"/>
-          <w:i w:val="0"/>
-          <w:sz w:val="28"/>
-          <w:szCs w:val="22"/>
-          <w:lang w:val="en-US" w:eastAsia="en-US" w:bidi="ar-SA"/>
-        </w:rPr>
-      </w:pPr>
-      <w:r>
-        <w:rPr>
-          <w:rFonts w:hint="default" w:ascii="Times New Roman" w:hAnsi="Times New Roman" w:cs="Times New Roman"/>
-          <w:i w:val="0"/>
-          <w:sz w:val="28"/>
-          <w:szCs w:val="22"/>
-          <w:lang w:val="ru-RU" w:eastAsia="en-US" w:bidi="ar-SA"/>
-        </w:rPr>
-        <w:t>Полный путь включает фиксированные концы</w:t>
-      </w:r>
-      <w:r>
-        <w:rPr>
-          <w:rFonts w:hint="default" w:ascii="Times New Roman" w:hAnsi="Times New Roman" w:cs="Times New Roman"/>
-          <w:i w:val="0"/>
-          <w:sz w:val="28"/>
-          <w:szCs w:val="22"/>
-          <w:lang w:val="en-US" w:eastAsia="en-US" w:bidi="ar-SA"/>
-        </w:rPr>
-        <w:t>:</w:t>
-      </w:r>
-    </w:p>
-    <w:p>
-      <w:pPr>
-        <w:jc w:val="center"/>
-        <w:rPr>
-          <w:rFonts w:hint="default" w:hAnsi="Cambria Math" w:cs="Calibri"/>
-          <w:i w:val="0"/>
-          <w:sz w:val="28"/>
-          <w:szCs w:val="22"/>
-          <w:lang w:val="en-US" w:eastAsia="en-US" w:bidi="ar-SA"/>
-        </w:rPr>
-      </w:pPr>
-      <m:oMathPara>
-        <m:oMathParaPr>
-          <m:jc m:val="center"/>
-        </m:oMathParaPr>
-        <m:oMath>
-          <m:sSub>
-            <m:sSubPr>
-              <m:ctrlPr>
-                <w:rPr>
-                  <w:rFonts w:hint="default" w:ascii="Cambria Math" w:hAnsi="Cambria Math"/>
-                  <w:sz w:val="28"/>
-                </w:rPr>
-              </m:ctrlPr>
-            </m:sSubPr>
-            <m:e>
-              <m:r>
-                <m:rPr/>
-                <w:rPr>
-                  <w:rFonts w:hint="default" w:ascii="Cambria Math" w:hAnsi="Cambria Math"/>
-                  <w:sz w:val="28"/>
-                </w:rPr>
-                <m:t>p</m:t>
-              </m:r>
-              <m:ctrlPr>
-                <w:rPr>
-                  <w:rFonts w:ascii="Cambria Math" w:hAnsi="Cambria Math"/>
-                  <w:sz w:val="28"/>
-                </w:rPr>
-              </m:ctrlPr>
-            </m:e>
-            <m:sub>
-              <m:r>
-                <m:rPr/>
-                <w:rPr>
-                  <w:rFonts w:hint="default" w:ascii="Cambria Math" w:hAnsi="Cambria Math"/>
-                  <w:sz w:val="28"/>
-                </w:rPr>
-                <m:t>0</m:t>
-              </m:r>
-              <m:ctrlPr>
-                <w:rPr>
-                  <w:rFonts w:ascii="Cambria Math" w:hAnsi="Cambria Math"/>
-                  <w:sz w:val="28"/>
-                </w:rPr>
-              </m:ctrlPr>
-            </m:sub>
-          </m:sSub>
-          <m:r>
-            <m:rPr/>
-            <w:rPr>
-              <w:rFonts w:hint="default" w:ascii="Cambria Math" w:hAnsi="Cambria Math"/>
-              <w:sz w:val="28"/>
-            </w:rPr>
-            <m:t>=S</m:t>
-          </m:r>
-          <m:r>
-            <m:rPr/>
-            <w:rPr>
-              <w:rFonts w:hint="default" w:ascii="Cambria Math" w:hAnsi="Cambria Math"/>
-              <w:sz w:val="28"/>
-              <w:lang w:val="en-US"/>
-            </w:rPr>
-            <m:t xml:space="preserve">, </m:t>
-          </m:r>
-          <m:sSub>
-            <m:sSubPr>
-              <m:ctrlPr>
-                <w:rPr>
-                  <w:rFonts w:hint="default" w:ascii="Cambria Math" w:hAnsi="Cambria Math"/>
-                  <w:sz w:val="28"/>
-                </w:rPr>
-              </m:ctrlPr>
-            </m:sSubPr>
-            <m:e>
-              <m:r>
-                <m:rPr/>
-                <w:rPr>
-                  <w:rFonts w:hint="default" w:ascii="Cambria Math" w:hAnsi="Cambria Math"/>
-                  <w:sz w:val="28"/>
-                </w:rPr>
-                <m:t>p</m:t>
-              </m:r>
-              <m:ctrlPr>
-                <w:rPr>
-                  <w:rFonts w:ascii="Cambria Math" w:hAnsi="Cambria Math"/>
-                  <w:sz w:val="28"/>
-                </w:rPr>
-              </m:ctrlPr>
-            </m:e>
-            <m:sub>
-              <m:r>
-                <m:rPr/>
-                <w:rPr>
-                  <w:rFonts w:hint="default" w:ascii="Cambria Math" w:hAnsi="Cambria Math"/>
-                  <w:sz w:val="28"/>
-                </w:rPr>
-                <m:t>N+1</m:t>
-              </m:r>
-              <m:ctrlPr>
-                <w:rPr>
-                  <w:rFonts w:ascii="Cambria Math" w:hAnsi="Cambria Math"/>
-                  <w:sz w:val="28"/>
-                </w:rPr>
-              </m:ctrlPr>
-            </m:sub>
-          </m:sSub>
-          <m:r>
-            <m:rPr>
-              <m:sty m:val="p"/>
-            </m:rPr>
-            <w:rPr>
-              <w:rFonts w:hint="default" w:ascii="Cambria Math" w:hAnsi="Cambria Math"/>
-              <w:sz w:val="28"/>
-              <w:lang w:val="en-US"/>
-            </w:rPr>
-            <m:t xml:space="preserve">= </m:t>
-          </m:r>
-          <m:r>
-            <m:rPr/>
-            <w:rPr>
-              <w:rFonts w:hint="default" w:ascii="Cambria Math" w:hAnsi="Cambria Math"/>
-              <w:sz w:val="28"/>
-              <w:lang w:val="en-US"/>
-            </w:rPr>
-            <m:t>T ,</m:t>
-          </m:r>
-        </m:oMath>
-      </m:oMathPara>
-    </w:p>
-    <w:p>
-      <w:pPr>
-        <w:ind w:left="0" w:leftChars="0" w:firstLine="560" w:firstLineChars="200"/>
-        <w:jc w:val="center"/>
-        <w:rPr>
-          <w:rFonts w:hint="default" w:cs="Times New Roman"/>
-          <w:b w:val="0"/>
-          <w:bCs w:val="0"/>
-          <w:i w:val="0"/>
-          <w:iCs w:val="0"/>
-          <w:lang w:val="en-US" w:eastAsia="en-US"/>
-        </w:rPr>
-      </w:pPr>
-      <m:oMathPara>
-        <m:oMathParaPr>
-          <m:jc m:val="center"/>
-        </m:oMathParaPr>
-        <m:oMath>
-          <m:r>
-            <m:rPr/>
-            <w:rPr>
-              <w:rFonts w:hint="default" w:ascii="Cambria Math" w:hAnsi="Cambria Math"/>
-              <w:sz w:val="28"/>
-            </w:rPr>
-            <m:t>∀</m:t>
-          </m:r>
-          <m:sSub>
-            <m:sSubPr>
-              <m:ctrlPr>
-                <w:rPr>
-                  <w:rFonts w:hint="default" w:ascii="Cambria Math" w:hAnsi="Cambria Math"/>
-                  <w:sz w:val="28"/>
-                </w:rPr>
-              </m:ctrlPr>
-            </m:sSubPr>
-            <m:e>
-              <m:r>
-                <m:rPr/>
-                <w:rPr>
-                  <w:rFonts w:hint="default" w:ascii="Cambria Math" w:hAnsi="Cambria Math"/>
-                  <w:sz w:val="28"/>
-                </w:rPr>
-                <m:t>p</m:t>
-              </m:r>
-              <m:ctrlPr>
-                <w:rPr>
-                  <w:rFonts w:ascii="Cambria Math" w:hAnsi="Cambria Math"/>
-                  <w:sz w:val="28"/>
-                </w:rPr>
-              </m:ctrlPr>
-            </m:e>
-            <m:sub>
-              <m:r>
-                <m:rPr/>
-                <w:rPr>
-                  <w:rFonts w:hint="default" w:ascii="Cambria Math" w:hAnsi="Cambria Math"/>
-                  <w:sz w:val="28"/>
-                </w:rPr>
-                <m:t>i</m:t>
-              </m:r>
-              <m:ctrlPr>
-                <w:rPr>
-                  <w:rFonts w:ascii="Cambria Math" w:hAnsi="Cambria Math"/>
-                  <w:sz w:val="28"/>
-                </w:rPr>
-              </m:ctrlPr>
-            </m:sub>
-          </m:sSub>
-          <m:r>
-            <m:rPr/>
-            <w:rPr>
-              <w:rFonts w:hint="default" w:ascii="Cambria Math" w:hAnsi="Cambria Math"/>
-              <w:sz w:val="28"/>
-            </w:rPr>
-            <m:t>∈</m:t>
-          </m:r>
-          <m:r>
-            <m:rPr>
-              <m:sty m:val="p"/>
-            </m:rPr>
-            <w:rPr>
-              <w:rFonts w:hint="default" w:ascii="Cambria Math" w:hAnsi="Cambria Math"/>
-              <w:sz w:val="28"/>
-            </w:rPr>
-            <m:t>Ω</m:t>
-          </m:r>
-          <m:r>
-            <m:rPr>
-              <m:sty m:val="p"/>
-            </m:rPr>
-            <w:rPr>
-              <w:rFonts w:hint="default" w:ascii="Cambria Math" w:hAnsi="Cambria Math"/>
-              <w:sz w:val="28"/>
-              <w:lang w:val="en-US"/>
-            </w:rPr>
-            <m:t xml:space="preserve">, </m:t>
-          </m:r>
-          <m:r>
-            <m:rPr/>
-            <w:rPr>
-              <w:rFonts w:hint="default" w:ascii="Cambria Math" w:hAnsi="Cambria Math"/>
-              <w:sz w:val="28"/>
-            </w:rPr>
-            <m:t>i∈</m:t>
-          </m:r>
-          <m:r>
-            <m:rPr/>
-            <w:rPr>
-              <w:rFonts w:hint="default" w:ascii="Cambria Math" w:hAnsi="Cambria Math"/>
-              <w:sz w:val="28"/>
-              <w:lang w:val="en-US"/>
-            </w:rPr>
-            <m:t>[0, N+1]</m:t>
-          </m:r>
-          <m:r>
-            <m:rPr/>
-            <w:rPr>
-              <w:rFonts w:hint="default" w:ascii="Cambria Math" w:hAnsi="Cambria Math"/>
-              <w:sz w:val="28"/>
-              <w:lang w:val="ru-RU"/>
-            </w:rPr>
-            <m:t>.</m:t>
-          </m:r>
-        </m:oMath>
-      </m:oMathPara>
+        <w:t>Резкостью смены высоты является дисперсия высоты текущей точки.</w:t>
+      </w:r>
     </w:p>
     <w:p>
       <w:pPr>
@@ -5172,7 +4642,7 @@
                     </pic:cNvPicPr>
                   </pic:nvPicPr>
                   <pic:blipFill>
-                    <a:blip r:embed="rId7"/>
+                    <a:blip r:embed="rId9"/>
                     <a:stretch>
                       <a:fillRect/>
                     </a:stretch>
@@ -7219,7 +6689,7 @@
                     </pic:cNvPicPr>
                   </pic:nvPicPr>
                   <pic:blipFill>
-                    <a:blip r:embed="rId8"/>
+                    <a:blip r:embed="rId10"/>
                     <a:stretch>
                       <a:fillRect/>
                     </a:stretch>
@@ -8665,7 +8135,7 @@
                     </pic:cNvPicPr>
                   </pic:nvPicPr>
                   <pic:blipFill>
-                    <a:blip r:embed="rId9"/>
+                    <a:blip r:embed="rId11"/>
                     <a:stretch>
                       <a:fillRect/>
                     </a:stretch>
@@ -8836,6 +8306,37 @@
     </w:sectPr>
   </w:body>
 </w:document>
+</file>
+
+<file path=word/comments.xml><?xml version="1.0" encoding="utf-8"?>
+<w:comments xmlns:wpc="http://schemas.microsoft.com/office/word/2010/wordprocessingCanvas" xmlns:mc="http://schemas.openxmlformats.org/markup-compatibility/2006" xmlns:o="urn:schemas-microsoft-com:office:office" xmlns:r="http://schemas.openxmlformats.org/officeDocument/2006/relationships" xmlns:m="http://schemas.openxmlformats.org/officeDocument/2006/math" xmlns:v="urn:schemas-microsoft-com:vml" xmlns:wp14="http://schemas.microsoft.com/office/word/2010/wordprocessingDrawing" xmlns:wp="http://schemas.openxmlformats.org/drawingml/2006/wordprocessingDrawing" xmlns:w="http://schemas.openxmlformats.org/wordprocessingml/2006/main" xmlns:w14="http://schemas.microsoft.com/office/word/2010/wordml" xmlns:w15="http://schemas.microsoft.com/office/word/2012/wordml" xmlns:w10="urn:schemas-microsoft-com:office:word" xmlns:wpg="http://schemas.microsoft.com/office/word/2010/wordprocessingGroup" xmlns:wpi="http://schemas.microsoft.com/office/word/2010/wordprocessingInk" xmlns:wne="http://schemas.microsoft.com/office/word/2006/wordml" xmlns:wps="http://schemas.microsoft.com/office/word/2010/wordprocessingShape" xmlns:wpsCustomData="http://www.wps.cn/officeDocument/2013/wpsCustomData" mc:Ignorable="w14 w15 wp14">
+  <w:comment w:id="0" w:author="Максим Жуков" w:date="2026-03-14T04:38:28Z" w:initials="">
+    <w:p>
+      <w:pPr>
+        <w:spacing w:line="360" w:lineRule="auto"/>
+        <w:ind w:left="0" w:leftChars="0" w:firstLine="0" w:firstLineChars="0"/>
+      </w:pPr>
+      <w:r>
+        <w:rPr>
+          <w:rFonts w:hint="default" w:hAnsi="Cambria Math" w:cs="Cambria Math"/>
+          <w:b w:val="0"/>
+          <w:i w:val="0"/>
+          <w:iCs/>
+          <w:sz w:val="28"/>
+          <w:szCs w:val="22"/>
+          <w:lang w:val="ru-RU" w:eastAsia="en-US" w:bidi="ar-SA"/>
+        </w:rPr>
+        <w:t>Посмотреть про распределение Леви.</w:t>
+      </w:r>
+    </w:p>
+  </w:comment>
+</w:comments>
+</file>
+
+<file path=word/commentsExtended.xml><?xml version="1.0" encoding="utf-8"?>
+<w15:commentsEx xmlns:wpc="http://schemas.microsoft.com/office/word/2010/wordprocessingCanvas" xmlns:mc="http://schemas.openxmlformats.org/markup-compatibility/2006" xmlns:o="urn:schemas-microsoft-com:office:office" xmlns:r="http://schemas.openxmlformats.org/officeDocument/2006/relationships" xmlns:m="http://schemas.openxmlformats.org/officeDocument/2006/math" xmlns:v="urn:schemas-microsoft-com:vml" xmlns:wp14="http://schemas.microsoft.com/office/word/2010/wordprocessingDrawing" xmlns:wp="http://schemas.openxmlformats.org/drawingml/2006/wordprocessingDrawing" xmlns:w="http://schemas.openxmlformats.org/wordprocessingml/2006/main" xmlns:w14="http://schemas.microsoft.com/office/word/2010/wordml" xmlns:w15="http://schemas.microsoft.com/office/word/2012/wordml" xmlns:w10="urn:schemas-microsoft-com:office:word" xmlns:wpg="http://schemas.microsoft.com/office/word/2010/wordprocessingGroup" xmlns:wpi="http://schemas.microsoft.com/office/word/2010/wordprocessingInk" xmlns:wne="http://schemas.microsoft.com/office/word/2006/wordml" xmlns:wps="http://schemas.microsoft.com/office/word/2010/wordprocessingShape" xmlns:wpsCustomData="http://www.wps.cn/officeDocument/2013/wpsCustomData" mc:Ignorable="w14 w15 wp14">
+  <w15:commentEx w15:paraId="308B1969" w15:done="0"/>
+</w15:commentsEx>
 </file>
 
 <file path=word/endnotes.xml><?xml version="1.0" encoding="utf-8"?>
@@ -8914,6 +8415,14 @@
     <w:abstractNumId w:val="0"/>
   </w:num>
 </w:numbering>
+</file>
+
+<file path=word/people.xml><?xml version="1.0" encoding="utf-8"?>
+<w15:people xmlns:wpc="http://schemas.microsoft.com/office/word/2010/wordprocessingCanvas" xmlns:mc="http://schemas.openxmlformats.org/markup-compatibility/2006" xmlns:o="urn:schemas-microsoft-com:office:office" xmlns:r="http://schemas.openxmlformats.org/officeDocument/2006/relationships" xmlns:m="http://schemas.openxmlformats.org/officeDocument/2006/math" xmlns:v="urn:schemas-microsoft-com:vml" xmlns:wp14="http://schemas.microsoft.com/office/word/2010/wordprocessingDrawing" xmlns:wp="http://schemas.openxmlformats.org/drawingml/2006/wordprocessingDrawing" xmlns:w="http://schemas.openxmlformats.org/wordprocessingml/2006/main" xmlns:w14="http://schemas.microsoft.com/office/word/2010/wordml" xmlns:w15="http://schemas.microsoft.com/office/word/2012/wordml" xmlns:w10="urn:schemas-microsoft-com:office:word" xmlns:wpg="http://schemas.microsoft.com/office/word/2010/wordprocessingGroup" xmlns:wpi="http://schemas.microsoft.com/office/word/2010/wordprocessingInk" xmlns:wne="http://schemas.microsoft.com/office/word/2006/wordml" xmlns:wps="http://schemas.microsoft.com/office/word/2010/wordprocessingShape" xmlns:wpsCustomData="http://www.wps.cn/officeDocument/2013/wpsCustomData" mc:Ignorable="w14 w15 wp14">
+  <w15:person w15:author="Максим Жуков">
+    <w15:presenceInfo w15:providerId="WPS Office" w15:userId="3837499115"/>
+  </w15:person>
+</w15:people>
 </file>
 
 <file path=word/styles.xml><?xml version="1.0" encoding="utf-8"?>
